--- a/Files/06 - Yom Tov/13 - Shmini Atzeres/5786/Shmini Atzeres (1)/Shmini Atzeres (1) 5786.docx
+++ b/Files/06 - Yom Tov/13 - Shmini Atzeres/5786/Shmini Atzeres (1)/Shmini Atzeres (1) 5786.docx
@@ -58,19 +58,13 @@
         <w:rPr>
           <w:rFonts w:ascii="Times New Roman" w:hAnsi="Times New Roman" w:cs="Times New Roman"/>
         </w:rPr>
-        <w:t xml:space="preserve">, in fact, he </w:t>
-      </w:r>
-      <w:r>
-        <w:rPr>
-          <w:rFonts w:ascii="Times New Roman" w:hAnsi="Times New Roman" w:cs="Times New Roman"/>
-        </w:rPr>
-        <w:t>is</w:t>
-      </w:r>
-      <w:r>
-        <w:rPr>
-          <w:rFonts w:ascii="Times New Roman" w:hAnsi="Times New Roman" w:cs="Times New Roman"/>
-        </w:rPr>
-        <w:t xml:space="preserve"> one of the major </w:t>
+        <w:t xml:space="preserve">, </w:t>
+      </w:r>
+      <w:r>
+        <w:rPr>
+          <w:rFonts w:ascii="Times New Roman" w:hAnsi="Times New Roman" w:cs="Times New Roman"/>
+        </w:rPr>
+        <w:t xml:space="preserve">one of the major </w:t>
       </w:r>
       <w:r>
         <w:rPr>
@@ -204,7 +198,19 @@
         <w:rPr>
           <w:rFonts w:ascii="Times New Roman" w:hAnsi="Times New Roman" w:cs="Times New Roman"/>
         </w:rPr>
-        <w:t xml:space="preserve">hen are you going to be back? </w:t>
+        <w:t>hen are you going to be back?</w:t>
+      </w:r>
+      <w:r>
+        <w:rPr>
+          <w:rFonts w:ascii="Times New Roman" w:hAnsi="Times New Roman" w:cs="Times New Roman"/>
+        </w:rPr>
+        <w:t>”</w:t>
+      </w:r>
+      <w:r>
+        <w:rPr>
+          <w:rFonts w:ascii="Times New Roman" w:hAnsi="Times New Roman" w:cs="Times New Roman"/>
+        </w:rPr>
+        <w:t xml:space="preserve"> </w:t>
       </w:r>
       <w:r>
         <w:rPr>
@@ -867,6 +873,12 @@
         </w:rPr>
         <w:t>lease wait another day and stay with me.</w:t>
       </w:r>
+      <w:r>
+        <w:rPr>
+          <w:rFonts w:ascii="Times New Roman" w:hAnsi="Times New Roman" w:cs="Times New Roman"/>
+        </w:rPr>
+        <w:t>”</w:t>
+      </w:r>
     </w:p>
     <w:p>
       <w:pPr>
@@ -879,7 +891,7 @@
         <w:rPr>
           <w:rFonts w:ascii="Times New Roman" w:hAnsi="Times New Roman" w:cs="Times New Roman"/>
         </w:rPr>
-        <w:t xml:space="preserve">I thought that was very lovely. </w:t>
+        <w:t xml:space="preserve">I thought that was lovely. </w:t>
       </w:r>
       <w:r>
         <w:rPr>
@@ -903,7 +915,7 @@
         <w:rPr>
           <w:rFonts w:ascii="Times New Roman" w:hAnsi="Times New Roman" w:cs="Times New Roman"/>
         </w:rPr>
-        <w:t xml:space="preserve">s a very nice way of showing the </w:t>
+        <w:t>s a nice way of showing the</w:t>
       </w:r>
       <w:r>
         <w:rPr>

--- a/Files/06 - Yom Tov/13 - Shmini Atzeres/5786/Shmini Atzeres (1)/Shmini Atzeres (1) 5786.docx
+++ b/Files/06 - Yom Tov/13 - Shmini Atzeres/5786/Shmini Atzeres (1)/Shmini Atzeres (1) 5786.docx
@@ -915,7 +915,7 @@
         <w:rPr>
           <w:rFonts w:ascii="Times New Roman" w:hAnsi="Times New Roman" w:cs="Times New Roman"/>
         </w:rPr>
-        <w:t>s a nice way of showing the</w:t>
+        <w:t xml:space="preserve">s a nice way of showing the </w:t>
       </w:r>
       <w:r>
         <w:rPr>
